--- a/skills/phong-vattu/assets/qd-phe-duyet-chu-truong-vattu.docx
+++ b/skills/phong-vattu/assets/qd-phe-duyet-chu-truong-vattu.docx
@@ -1,5 +1,40 @@
 
-<file path=word/document.xml><?xml version="1.0" encoding="utf-8"?>
+<file path=./[Content_Types].xml><?xml version="1.0" encoding="utf-8"?>
+<Types xmlns="http://schemas.openxmlformats.org/package/2006/content-types">
+  <Default Extension="rels" ContentType="application/vnd.openxmlformats-package.relationships+xml"/>
+  <Default Extension="xml" ContentType="application/xml"/>
+  <Override PartName="/word/document.xml" ContentType="application/vnd.openxmlformats-officedocument.wordprocessingml.document.main+xml"/>
+  <Override PartName="/word/theme/theme1.xml" ContentType="application/vnd.openxmlformats-officedocument.theme+xml"/>
+  <Override PartName="/docProps/core.xml" ContentType="application/vnd.openxmlformats-package.core-properties+xml"/>
+  <Override PartName="/docProps/app.xml" ContentType="application/vnd.openxmlformats-officedocument.extended-properties+xml"/>
+</Types>
+</file>
+
+<file path=./docProps/app.xml><?xml version="1.0" encoding="utf-8"?>
+<Properties xmlns="http://schemas.openxmlformats.org/officeDocument/2006/extended-properties" xmlns:vt="http://schemas.openxmlformats.org/officeDocument/2006/docPropsVTypes">
+  <Company>Microsoft</Company>
+</Properties>
+</file>
+
+<file path=./docProps/core.xml><?xml version="1.0" encoding="utf-8"?>
+<cp:coreProperties xmlns:cp="http://schemas.openxmlformats.org/package/2006/metadata/core-properties" xmlns:dc="http://purl.org/dc/elements/1.1/" xmlns:dcterms="http://purl.org/dc/terms/" xmlns:dcmitype="http://purl.org/dc/dcmitype/" xmlns:xsi="http://www.w3.org/2001/XMLSchema-instance">
+  <dc:title>SỞ Y TẾ PHÚ THỌ                       CỘNG HOÀ XÃ HỘI CHỦ NGHĨA VIỆT NAM    BỆNH VIỆN ĐA KHOA TỈNH                              Độc lập - Tự do - Hạnh phúc</dc:title>
+  <dc:subject/>
+  <dc:creator>WINXP_SP3</dc:creator>
+  <cp:keywords/>
+  <cp:lastModifiedBy>MY</cp:lastModifiedBy>
+  <dcterms:created>2019-06-12T16:40:00Z</dcterms:created>
+  <dcterms:modified>2019-06-12T16:40:00Z</dcterms:modified>
+</cp:coreProperties>
+</file>
+
+<file path=./docProps/meta.xml><?xml version="1.0" encoding="utf-8"?>
+<meta xmlns="http://schemas.apple.com/cocoa/2006/metadata">
+  <generator>CocoaOOXMLWriter/2757.5</generator>
+</meta>
+</file>
+
+<file path=./word/document.xml><?xml version="1.0" encoding="utf-8"?>
 <w:document xmlns:w="http://schemas.openxmlformats.org/wordprocessingml/2006/main">
   <w:body>
     <w:p>
@@ -1382,7 +1417,7 @@
 </w:document>
 </file>
 
-<file path=word/theme/theme1.xml><?xml version="1.0" encoding="utf-8"?>
+<file path=./word/theme/theme1.xml><?xml version="1.0" encoding="utf-8"?>
 <a:theme xmlns:a="http://schemas.openxmlformats.org/drawingml/2006/main" name="Default Theme">
   <a:themeElements>
     <a:clrScheme name="Default">
